--- a/output/投研舆情晨报_2026-10-04.docx
+++ b/output/投研舆情晨报_2026-10-04.docx
@@ -19,7 +19,7 @@
           <w:color w:val="8A939E"/>
           <w:sz w:val="18"/>
         </w:rPr>
-        <w:t>覆盖 6 家媒体 · 入库 14,913 条 · 去重后 1,235 条 · 识别热点 40 个</w:t>
+        <w:t>覆盖 6 家媒体 · 入库 14,726 条 · 去重后 1,191 条 · 识别热点 46 个</w:t>
       </w:r>
     </w:p>
     <w:p>
@@ -156,7 +156,7 @@
           </w:tcPr>
           <w:p>
             <w:r>
-              <w:t>提醒：北京时间20:30，将公布美国9月非农就业报告（含就业</w:t>
+              <w:t>纳指科技指数涨约1%，在非农日与纳指100共创收盘历史新高，</w:t>
             </w:r>
           </w:p>
         </w:tc>
@@ -166,7 +166,7 @@
           </w:tcPr>
           <w:p>
             <w:r>
-              <w:t>35/3</w:t>
+              <w:t>19/3</w:t>
             </w:r>
           </w:p>
         </w:tc>
@@ -188,7 +188,7 @@
           </w:tcPr>
           <w:p>
             <w:r>
-              <w:t>0.637</w:t>
+              <w:t>0.735</w:t>
             </w:r>
           </w:p>
         </w:tc>
@@ -228,7 +228,7 @@
           </w:tcPr>
           <w:p>
             <w:r>
-              <w:t>9/3</w:t>
+              <w:t>11/3</w:t>
             </w:r>
           </w:p>
         </w:tc>
@@ -250,7 +250,7 @@
           </w:tcPr>
           <w:p>
             <w:r>
-              <w:t>0.636</w:t>
+              <w:t>0.627</w:t>
             </w:r>
           </w:p>
         </w:tc>
@@ -290,7 +290,7 @@
           </w:tcPr>
           <w:p>
             <w:r>
-              <w:t>11/3</w:t>
+              <w:t>9/3</w:t>
             </w:r>
           </w:p>
         </w:tc>
@@ -312,7 +312,7 @@
           </w:tcPr>
           <w:p>
             <w:r>
-              <w:t>0.506</w:t>
+              <w:t>0.626</w:t>
             </w:r>
           </w:p>
         </w:tc>
@@ -332,7 +332,7 @@
           </w:tcPr>
           <w:p>
             <w:r>
-              <w:t>综合</w:t>
+              <w:t>交运物流</w:t>
             </w:r>
           </w:p>
         </w:tc>
@@ -352,7 +352,7 @@
           </w:tcPr>
           <w:p>
             <w:r>
-              <w:t>4/2</w:t>
+              <w:t>8/2</w:t>
             </w:r>
           </w:p>
         </w:tc>
@@ -374,7 +374,7 @@
           </w:tcPr>
           <w:p>
             <w:r>
-              <w:t>0.486</w:t>
+              <w:t>0.599</w:t>
             </w:r>
           </w:p>
         </w:tc>
@@ -394,7 +394,7 @@
           </w:tcPr>
           <w:p>
             <w:r>
-              <w:t>综合</w:t>
+              <w:t>交运物流</w:t>
             </w:r>
           </w:p>
         </w:tc>
@@ -404,7 +404,7 @@
           </w:tcPr>
           <w:p>
             <w:r>
-              <w:t>希捷科技美股盘前跌超7%，西部数据跌8%。有报道称东芝计划投</w:t>
+              <w:t>视频丨迪拜航空机长回忆遭袭细节：后脑勺遭重击 拼死打开驾驶舱</w:t>
             </w:r>
           </w:p>
         </w:tc>
@@ -436,7 +436,69 @@
           </w:tcPr>
           <w:p>
             <w:r>
-              <w:t>0.486</w:t>
+              <w:t>0.569</w:t>
+            </w:r>
+          </w:p>
+        </w:tc>
+        <w:tc>
+          <w:tcPr>
+            <w:tcW w:type="dxa" w:w="1440"/>
+          </w:tcPr>
+          <w:p>
+            <w:r>
+              <w:t>高热</w:t>
+            </w:r>
+          </w:p>
+        </w:tc>
+        <w:tc>
+          <w:tcPr>
+            <w:tcW w:type="dxa" w:w="1440"/>
+          </w:tcPr>
+          <w:p>
+            <w:r>
+              <w:t>消费电子</w:t>
+            </w:r>
+          </w:p>
+        </w:tc>
+        <w:tc>
+          <w:tcPr>
+            <w:tcW w:type="dxa" w:w="1440"/>
+          </w:tcPr>
+          <w:p>
+            <w:r>
+              <w:t>苹果确认iPhone 18 Pro Max存在AT&amp;T网络故</w:t>
+            </w:r>
+          </w:p>
+        </w:tc>
+        <w:tc>
+          <w:tcPr>
+            <w:tcW w:type="dxa" w:w="1440"/>
+          </w:tcPr>
+          <w:p>
+            <w:r>
+              <w:t>4/2</w:t>
+            </w:r>
+          </w:p>
+        </w:tc>
+      </w:tr>
+      <w:tr>
+        <w:tc>
+          <w:tcPr>
+            <w:tcW w:type="dxa" w:w="1440"/>
+          </w:tcPr>
+          <w:p>
+            <w:r>
+              <w:t>7</w:t>
+            </w:r>
+          </w:p>
+        </w:tc>
+        <w:tc>
+          <w:tcPr>
+            <w:tcW w:type="dxa" w:w="1440"/>
+          </w:tcPr>
+          <w:p>
+            <w:r>
+              <w:t>0.559</w:t>
             </w:r>
           </w:p>
         </w:tc>
@@ -466,7 +528,7 @@
           </w:tcPr>
           <w:p>
             <w:r>
-              <w:t>周五（10月2日，非农日）纽约尾盘，标普500股指期货最终涨</w:t>
+              <w:t>商务部新闻发言人就二十国集团贸易部长会议及相关情况答记者问</w:t>
             </w:r>
           </w:p>
         </w:tc>
@@ -488,68 +550,6 @@
           </w:tcPr>
           <w:p>
             <w:r>
-              <w:t>7</w:t>
-            </w:r>
-          </w:p>
-        </w:tc>
-        <w:tc>
-          <w:tcPr>
-            <w:tcW w:type="dxa" w:w="1440"/>
-          </w:tcPr>
-          <w:p>
-            <w:r>
-              <w:t>0.480</w:t>
-            </w:r>
-          </w:p>
-        </w:tc>
-        <w:tc>
-          <w:tcPr>
-            <w:tcW w:type="dxa" w:w="1440"/>
-          </w:tcPr>
-          <w:p>
-            <w:r>
-              <w:t>高热</w:t>
-            </w:r>
-          </w:p>
-        </w:tc>
-        <w:tc>
-          <w:tcPr>
-            <w:tcW w:type="dxa" w:w="1440"/>
-          </w:tcPr>
-          <w:p>
-            <w:r>
-              <w:t>国际市场</w:t>
-            </w:r>
-          </w:p>
-        </w:tc>
-        <w:tc>
-          <w:tcPr>
-            <w:tcW w:type="dxa" w:w="1440"/>
-          </w:tcPr>
-          <w:p>
-            <w:r>
-              <w:t>美债收益率居高不下！高借贷成本持续冲击美国经济 AI投资热潮</w:t>
-            </w:r>
-          </w:p>
-        </w:tc>
-        <w:tc>
-          <w:tcPr>
-            <w:tcW w:type="dxa" w:w="1440"/>
-          </w:tcPr>
-          <w:p>
-            <w:r>
-              <w:t>5/3</w:t>
-            </w:r>
-          </w:p>
-        </w:tc>
-      </w:tr>
-      <w:tr>
-        <w:tc>
-          <w:tcPr>
-            <w:tcW w:type="dxa" w:w="1440"/>
-          </w:tcPr>
-          <w:p>
-            <w:r>
               <w:t>8</w:t>
             </w:r>
           </w:p>
@@ -560,7 +560,7 @@
           </w:tcPr>
           <w:p>
             <w:r>
-              <w:t>0.468</w:t>
+              <w:t>0.527</w:t>
             </w:r>
           </w:p>
         </w:tc>
@@ -622,7 +622,7 @@
           </w:tcPr>
           <w:p>
             <w:r>
-              <w:t>0.447</w:t>
+              <w:t>0.518</w:t>
             </w:r>
           </w:p>
         </w:tc>
@@ -642,7 +642,7 @@
           </w:tcPr>
           <w:p>
             <w:r>
-              <w:t>宏观政策</w:t>
+              <w:t>综合</w:t>
             </w:r>
           </w:p>
         </w:tc>
@@ -652,7 +652,7 @@
           </w:tcPr>
           <w:p>
             <w:r>
-              <w:t>法国10年期国债收益率相对于德国国债收益率的溢价跌破150个</w:t>
+              <w:t>今年前三季度上海口岸出入境人员超3270万人次，入境外籍旅客</w:t>
             </w:r>
           </w:p>
         </w:tc>
@@ -662,7 +662,7 @@
           </w:tcPr>
           <w:p>
             <w:r>
-              <w:t>3/3</w:t>
+              <w:t>5/2</w:t>
             </w:r>
           </w:p>
         </w:tc>
@@ -684,7 +684,7 @@
           </w:tcPr>
           <w:p>
             <w:r>
-              <w:t>0.443</w:t>
+              <w:t>0.512</w:t>
             </w:r>
           </w:p>
         </w:tc>
@@ -746,7 +746,7 @@
         <w:pStyle w:val="Heading2"/>
       </w:pPr>
       <w:r>
-        <w:t>提醒：北京时间20:30，将公布美国9月非农就业报告（含就业人口、失业率、平均每</w:t>
+        <w:t>纳指科技指数涨约1%，在非农日与纳指100共创收盘历史新高，半导体指数涨2.4%</w:t>
       </w:r>
     </w:p>
     <w:p>
@@ -755,7 +755,7 @@
           <w:color w:val="8A939E"/>
           <w:sz w:val="18"/>
         </w:rPr>
-        <w:t>热度 0.863（爆点）· 35 篇 / 3 家媒体 · 国际市场</w:t>
+        <w:t>热度 0.863（爆点）· 19 篇 / 3 家媒体 · 国际市场</w:t>
       </w:r>
     </w:p>
     <w:p>
@@ -767,7 +767,7 @@
         <w:t>事件概述：</w:t>
       </w:r>
       <w:r>
-        <w:t>「提醒：北京时间20:30，将公布美国9月非农就业报告（含就业人口、失业率、平均每」由 35 篇报道聚合而成，覆盖 3 家媒体，热度 0.863（爆点），所属板块类目：国际市场。</w:t>
+        <w:t>「纳指科技指数涨约1%，在非农日与纳指100共创收盘历史新高，半导体指数涨2.4%」由 19 篇报道聚合而成，覆盖 3 家媒体，热度 0.863（爆点），所属板块类目：国际市场。</w:t>
       </w:r>
     </w:p>
     <w:p>
@@ -779,7 +779,7 @@
         <w:t>关键信息：</w:t>
       </w:r>
       <w:r>
-        <w:t>提醒：北京时间20:30，将公布美国9月非农就业报告（含就业人口、失业率、平均每；美国9月非农就业人口变动 2.9万人，预期 9万人，前值 16.2万人。；美联储本月加不加息？美国9月非农今晚揭晓 全球市场严阵以待</w:t>
+        <w:t>纳指科技指数涨约1%，在非农日与纳指100共创收盘历史新高，半导体指数涨2.4%；美股收盘：三大指数集体收涨 纳指、英伟达盘中再创新高；美联储加息预期降温 美股三大指数高开 英伟达股价创历史新高</w:t>
       </w:r>
     </w:p>
     <w:p>
@@ -812,7 +812,7 @@
           <w:color w:val="8A939E"/>
           <w:sz w:val="17"/>
         </w:rPr>
-        <w:t>引用：[1]提醒：北京时间20:30，将公布美国9月非农就业报告 / [2]美国9月非农就业人口变动 2.9万人，预期 9万人， / [3]美联储本月加不加息？美国9月非农今晚揭晓 全球市场严 / [4]美国9月份非农就业人数仅增加2.9万 失业率小幅攀升</w:t>
+        <w:t>引用：[1]纳指科技指数涨约1%，在非农日与纳指100共创收盘历 / [2]美股收盘：三大指数集体收涨 纳指、英伟达盘中再创新高 / [3]美联储加息预期降温 美股三大指数高开 英伟达股价创历 / [4]美联储加息预期降温 纳指高开1.2%</w:t>
       </w:r>
     </w:p>
     <w:p>
@@ -829,7 +829,7 @@
           <w:color w:val="8A939E"/>
           <w:sz w:val="18"/>
         </w:rPr>
-        <w:t>热度 0.637（爆点）· 9 篇 / 3 家媒体 · 综合</w:t>
+        <w:t>热度 0.735（爆点）· 11 篇 / 3 家媒体 · 综合</w:t>
       </w:r>
     </w:p>
     <w:p>
@@ -841,7 +841,7 @@
         <w:t>事件概述：</w:t>
       </w:r>
       <w:r>
-        <w:t>「中东冲突大消息：伊朗革命卫队近日对7艘“违规”油轮采取行动，胡塞武装称对沙特阿美石油公司目标实施」由 9 篇报道聚合而成，覆盖 3 家媒体，热度 0.637（爆点），所属板块类目：综合。</w:t>
+        <w:t>「中东冲突大消息：伊朗革命卫队近日对7艘“违规”油轮采取行动，胡塞武装称对沙特阿美石油公司目标实施」由 11 篇报道聚合而成，覆盖 3 家媒体，热度 0.735（爆点），所属板块类目：综合。</w:t>
       </w:r>
     </w:p>
     <w:p>
@@ -903,7 +903,7 @@
           <w:color w:val="8A939E"/>
           <w:sz w:val="18"/>
         </w:rPr>
-        <w:t>热度 0.636（爆点）· 11 篇 / 3 家媒体 · 大宗与能化</w:t>
+        <w:t>热度 0.627（爆点）· 9 篇 / 3 家媒体 · 大宗与能化</w:t>
       </w:r>
     </w:p>
     <w:p>
@@ -915,7 +915,7 @@
         <w:t>事件概述：</w:t>
       </w:r>
       <w:r>
-        <w:t>「G7打响“油价降温战”!一亿桶石油储备释放叠加特朗普放弃禁运，全球通胀迎来关键减压阀」由 11 篇报道聚合而成，覆盖 3 家媒体，热度 0.636（爆点），所属板块类目：大宗与能化。</w:t>
+        <w:t>「G7打响“油价降温战”!一亿桶石油储备释放叠加特朗普放弃禁运，全球通胀迎来关键减压阀」由 9 篇报道聚合而成，覆盖 3 家媒体，热度 0.627（爆点），所属板块类目：大宗与能化。</w:t>
       </w:r>
     </w:p>
     <w:p>
@@ -977,7 +977,7 @@
           <w:color w:val="8A939E"/>
           <w:sz w:val="18"/>
         </w:rPr>
-        <w:t>热度 0.506（爆点）· 4 篇 / 2 家媒体 · 综合</w:t>
+        <w:t>热度 0.626（爆点）· 8 篇 / 2 家媒体 · 交运物流</w:t>
       </w:r>
     </w:p>
     <w:p>
@@ -989,7 +989,7 @@
         <w:t>事件概述：</w:t>
       </w:r>
       <w:r>
-        <w:t>「国庆假期第三天，铁路公路民航水路客流持续高位运行」由 4 篇报道聚合而成，覆盖 2 家媒体，热度 0.506（爆点），所属板块类目：综合。</w:t>
+        <w:t>「国庆假期第三天，铁路公路民航水路客流持续高位运行」由 8 篇报道聚合而成，覆盖 2 家媒体，热度 0.626（爆点），所属板块类目：交运物流。</w:t>
       </w:r>
     </w:p>
     <w:p>
@@ -1001,7 +1001,7 @@
         <w:t>关键信息：</w:t>
       </w:r>
       <w:r>
-        <w:t>国庆假期第三天，铁路公路民航水路客流持续高位运行；国庆假期第三天 铁路客流保持高位运行；国庆假期第三天，长沙南站双向客流持续火热｜组图</w:t>
+        <w:t>国庆假期第三天，铁路公路民航水路客流持续高位运行；国庆假期第三天 铁路客流保持高位运行；假期第四天全国客流持续高位运行</w:t>
       </w:r>
     </w:p>
     <w:p>
@@ -1034,7 +1034,7 @@
           <w:color w:val="8A939E"/>
           <w:sz w:val="17"/>
         </w:rPr>
-        <w:t>引用：[1]国庆假期第三天，铁路公路民航水路客流持续高位运行 / [2]国庆假期第三天 铁路客流保持高位运行 / [3]国庆假期第三天，长沙南站双向客流持续火热｜组图 / [4]国庆假期第三天 全国道路交通平稳有序</w:t>
+        <w:t>引用：[1]国庆假期第三天，铁路公路民航水路客流持续高位运行 / [2]国庆假期第三天 铁路客流保持高位运行 / [3]假期第四天全国客流持续高位运行 / [4]国庆假期第三天 全国道路交通平稳有序</w:t>
       </w:r>
     </w:p>
     <w:p>
@@ -1042,7 +1042,7 @@
         <w:pStyle w:val="Heading2"/>
       </w:pPr>
       <w:r>
-        <w:t>希捷科技美股盘前跌超7%，西部数据跌8%。有报道称东芝计划投入约600亿日元扩建</w:t>
+        <w:t>视频丨迪拜航空机长回忆遭袭细节：后脑勺遭重击 拼死打开驾驶舱门</w:t>
       </w:r>
     </w:p>
     <w:p>
@@ -1051,7 +1051,7 @@
           <w:color w:val="8A939E"/>
           <w:sz w:val="18"/>
         </w:rPr>
-        <w:t>热度 0.486（高热）· 4 篇 / 3 家媒体 · 综合</w:t>
+        <w:t>热度 0.599（高热）· 4 篇 / 3 家媒体 · 交运物流</w:t>
       </w:r>
     </w:p>
     <w:p>
@@ -1063,7 +1063,7 @@
         <w:t>事件概述：</w:t>
       </w:r>
       <w:r>
-        <w:t>「希捷科技美股盘前跌超7%，西部数据跌8%。有报道称东芝计划投入约600亿日元扩建」由 4 篇报道聚合而成，覆盖 3 家媒体，热度 0.486（高热），所属板块类目：综合。</w:t>
+        <w:t>「视频丨迪拜航空机长回忆遭袭细节：后脑勺遭重击 拼死打开驾驶舱门」由 4 篇报道聚合而成，覆盖 3 家媒体，热度 0.599（高热），所属板块类目：交运物流。</w:t>
       </w:r>
     </w:p>
     <w:p>
@@ -1075,7 +1075,7 @@
         <w:t>关键信息：</w:t>
       </w:r>
       <w:r>
-        <w:t>希捷科技美股盘前跌超7%，西部数据跌8%。有报道称东芝计划投入约600亿日元扩建；希捷科技盘前下跌7.8%；希捷跌9%、西部数据跌6%，东芝拟扩大硬盘产能消息引发关注</w:t>
+        <w:t>视频丨迪拜航空机长回忆遭袭细节：后脑勺遭重击 拼死打开驾驶舱门；以总理与遇刺迪拜航空机长通话；阿联酋检方：迪拜航空涉事副驾驶使用消防斧实施“恐怖袭击”</w:t>
       </w:r>
     </w:p>
     <w:p>
@@ -1087,7 +1087,7 @@
         <w:t>市场影响：</w:t>
       </w:r>
       <w:r>
-        <w:t>关联板块代码：本簇未携带板块标签。（LLM 不可用，未生成研判，以上为检索与统计事实）</w:t>
+        <w:t>关联板块代码：BK0480。（LLM 不可用，未生成研判，以上为检索与统计事实）</w:t>
       </w:r>
     </w:p>
     <w:p>
@@ -1108,7 +1108,7 @@
           <w:color w:val="8A939E"/>
           <w:sz w:val="17"/>
         </w:rPr>
-        <w:t>引用：[1]希捷科技美股盘前跌超7%，西部数据跌8%。有报道称东 / [2]希捷科技盘前下跌7.8% / [3]希捷跌9%、西部数据跌6%，东芝拟扩大硬盘产能消息引 / [4]东芝宣布大举扩产HDD 西部数据、希捷股价重挫</w:t>
+        <w:t>引用：[1]视频丨迪拜航空机长回忆遭袭细节：后脑勺遭重击 拼死打 / [2]以总理与遇刺迪拜航空机长通话 / [3]阿联酋检方：迪拜航空涉事副驾驶使用消防斧实施“恐怖袭 / [4]迪拜航空驾驶舱冲突袭击者据称曾因极端主义观点被解职</w:t>
       </w:r>
     </w:p>
     <w:p>
@@ -1127,7 +1127,7 @@
         <w:pStyle w:val="ListBullet"/>
       </w:pPr>
       <w:r>
-        <w:t>采集：6 家媒体公开接口，累计入库 14,913 条</w:t>
+        <w:t>采集：6 家媒体公开接口，累计入库 14,726 条</w:t>
       </w:r>
     </w:p>
     <w:p>
@@ -1135,7 +1135,7 @@
         <w:pStyle w:val="ListBullet"/>
       </w:pPr>
       <w:r>
-        <w:t>三层去重：1,483 → 1,235 条（精确167/SimHash6/语义75）</w:t>
+        <w:t>三层去重：1,470 → 1,191 条（精确195/SimHash10/语义74）</w:t>
       </w:r>
     </w:p>
     <w:p>
